--- a/docs/questions/qs-anova.docx
+++ b/docs/questions/qs-anova.docx
@@ -52,7 +52,7 @@
         </w:rPr>
         <w:t xml:space="preserve"> </w:t>
       </w:r>
-      <w:hyperlink r:id="rId20">
+      <w:hyperlink r:id="rId9">
         <w:r>
           <w:rPr>
             <w:rStyle w:val="Hyperlink"/>
@@ -63,7 +63,7 @@
         </w:r>
       </w:hyperlink>
     </w:p>
-    <w:bookmarkStart w:id="25" w:name="q1"/>
+    <w:bookmarkStart w:id="14" w:name="q1"/>
     <w:p>
       <w:pPr>
         <w:pStyle w:val="Heading2"/>
@@ -80,7 +80,7 @@
         <w:t xml:space="preserve">This question is about the logic behind one-way ANOVA.</w:t>
       </w:r>
     </w:p>
-    <w:bookmarkStart w:id="21" w:name="section"/>
+    <w:bookmarkStart w:id="10" w:name="section"/>
     <w:p>
       <w:pPr>
         <w:pStyle w:val="Heading4"/>
@@ -97,8 +97,8 @@
         <w:t xml:space="preserve">What does (one-way) ANOVA check for?</w:t>
       </w:r>
     </w:p>
-    <w:bookmarkEnd w:id="21"/>
-    <w:bookmarkStart w:id="22" w:name="section-1"/>
+    <w:bookmarkEnd w:id="10"/>
+    <w:bookmarkStart w:id="11" w:name="section-1"/>
     <w:p>
       <w:pPr>
         <w:pStyle w:val="Heading4"/>
@@ -115,8 +115,8 @@
         <w:t xml:space="preserve">State the key assumptions of (one-way) ANOVA.</w:t>
       </w:r>
     </w:p>
-    <w:bookmarkEnd w:id="22"/>
-    <w:bookmarkStart w:id="23" w:name="section-2"/>
+    <w:bookmarkEnd w:id="11"/>
+    <w:bookmarkStart w:id="12" w:name="section-2"/>
     <w:p>
       <w:pPr>
         <w:pStyle w:val="Heading4"/>
@@ -133,8 +133,8 @@
         <w:t xml:space="preserve">Which assumption is critical to the test and why?</w:t>
       </w:r>
     </w:p>
-    <w:bookmarkEnd w:id="23"/>
-    <w:bookmarkStart w:id="24" w:name="section-3"/>
+    <w:bookmarkEnd w:id="12"/>
+    <w:bookmarkStart w:id="13" w:name="section-3"/>
     <w:p>
       <w:pPr>
         <w:pStyle w:val="Heading4"/>
@@ -151,9 +151,9 @@
         <w:t xml:space="preserve">If the other assumptions are not fulfilled what alternatives can you use (and what do these alternatives require to be valid as well)?</w:t>
       </w:r>
     </w:p>
-    <w:bookmarkEnd w:id="24"/>
-    <w:bookmarkEnd w:id="25"/>
-    <w:bookmarkStart w:id="30" w:name="q2"/>
+    <w:bookmarkEnd w:id="13"/>
+    <w:bookmarkEnd w:id="14"/>
+    <w:bookmarkStart w:id="19" w:name="q2"/>
     <w:p>
       <w:pPr>
         <w:pStyle w:val="Heading2"/>
@@ -170,7 +170,7 @@
         <w:t xml:space="preserve">This question is about the mathematical side of ANOVA.</w:t>
       </w:r>
     </w:p>
-    <w:bookmarkStart w:id="26" w:name="section-4"/>
+    <w:bookmarkStart w:id="15" w:name="section-4"/>
     <w:p>
       <w:pPr>
         <w:pStyle w:val="Heading4"/>
@@ -332,8 +332,8 @@
         <w:t xml:space="preserve">. You can also provide the formulae for calculating these parameters to expand your interpretation.</w:t>
       </w:r>
     </w:p>
-    <w:bookmarkEnd w:id="26"/>
-    <w:bookmarkStart w:id="27" w:name="section-5"/>
+    <w:bookmarkEnd w:id="15"/>
+    <w:bookmarkStart w:id="16" w:name="section-5"/>
     <w:p>
       <w:pPr>
         <w:pStyle w:val="Heading4"/>
@@ -378,8 +378,8 @@
         <w:t xml:space="preserve">)?</w:t>
       </w:r>
     </w:p>
-    <w:bookmarkEnd w:id="27"/>
-    <w:bookmarkStart w:id="28" w:name="section-6"/>
+    <w:bookmarkEnd w:id="16"/>
+    <w:bookmarkStart w:id="17" w:name="section-6"/>
     <w:p>
       <w:pPr>
         <w:pStyle w:val="Heading4"/>
@@ -472,8 +472,8 @@
         <w:t xml:space="preserve">confidence level).</w:t>
       </w:r>
     </w:p>
-    <w:bookmarkEnd w:id="28"/>
-    <w:bookmarkStart w:id="29" w:name="section-7"/>
+    <w:bookmarkEnd w:id="17"/>
+    <w:bookmarkStart w:id="18" w:name="section-7"/>
     <w:p>
       <w:pPr>
         <w:pStyle w:val="Heading4"/>
@@ -625,9 +625,9 @@
         <w:t xml:space="preserve">test statistic and provide an interpretation of its outcome.</w:t>
       </w:r>
     </w:p>
-    <w:bookmarkEnd w:id="29"/>
-    <w:bookmarkEnd w:id="30"/>
-    <w:bookmarkStart w:id="38" w:name="q3"/>
+    <w:bookmarkEnd w:id="18"/>
+    <w:bookmarkEnd w:id="19"/>
+    <w:bookmarkStart w:id="27" w:name="q3"/>
     <w:p>
       <w:pPr>
         <w:pStyle w:val="Heading2"/>
@@ -646,7 +646,7 @@
       <w:r>
         <w:t xml:space="preserve"> </w:t>
       </w:r>
-      <w:hyperlink r:id="rId31">
+      <w:hyperlink r:id="rId20">
         <w:r>
           <w:rPr>
             <w:rStyle w:val="Hyperlink"/>
@@ -1137,7 +1137,7 @@
         </w:tc>
       </w:tr>
     </w:tbl>
-    <w:bookmarkStart w:id="32" w:name="section-8"/>
+    <w:bookmarkStart w:id="21" w:name="section-8"/>
     <w:p>
       <w:pPr>
         <w:pStyle w:val="Heading4"/>
@@ -1182,8 +1182,8 @@
         <w:t xml:space="preserve">test).</w:t>
       </w:r>
     </w:p>
-    <w:bookmarkEnd w:id="32"/>
-    <w:bookmarkStart w:id="33" w:name="section-9"/>
+    <w:bookmarkEnd w:id="21"/>
+    <w:bookmarkStart w:id="22" w:name="section-9"/>
     <w:p>
       <w:pPr>
         <w:pStyle w:val="Heading4"/>
@@ -1234,8 +1234,8 @@
         <w:t xml:space="preserve">) hypothesis under which you conduct the test on this data.</w:t>
       </w:r>
     </w:p>
-    <w:bookmarkEnd w:id="33"/>
-    <w:bookmarkStart w:id="34" w:name="section-10"/>
+    <w:bookmarkEnd w:id="22"/>
+    <w:bookmarkStart w:id="23" w:name="section-10"/>
     <w:p>
       <w:pPr>
         <w:pStyle w:val="Heading4"/>
@@ -1260,33 +1260,6 @@
         <w:rPr>
           <w:rStyle w:val="VerbatimChar"/>
         </w:rPr>
-        <w:t xml:space="preserve">#| '!! shinylive warning !!': |</w:t>
-      </w:r>
-      <w:r>
-        <w:br/>
-      </w:r>
-      <w:r>
-        <w:rPr>
-          <w:rStyle w:val="VerbatimChar"/>
-        </w:rPr>
-        <w:t xml:space="preserve">#|   shinylive does not work in self-contained HTML documents.</w:t>
-      </w:r>
-      <w:r>
-        <w:br/>
-      </w:r>
-      <w:r>
-        <w:rPr>
-          <w:rStyle w:val="VerbatimChar"/>
-        </w:rPr>
-        <w:t xml:space="preserve">#|   Please set `embed-resources: false` in your metadata.</w:t>
-      </w:r>
-      <w:r>
-        <w:br/>
-      </w:r>
-      <w:r>
-        <w:rPr>
-          <w:rStyle w:val="VerbatimChar"/>
-        </w:rPr>
         <w:t xml:space="preserve">#| standalone: true</w:t>
       </w:r>
       <w:r>
@@ -3288,8 +3261,8 @@
         <w:t xml:space="preserve">shinyApp(ui, server)</w:t>
       </w:r>
     </w:p>
-    <w:bookmarkEnd w:id="34"/>
-    <w:bookmarkStart w:id="35" w:name="section-11"/>
+    <w:bookmarkEnd w:id="23"/>
+    <w:bookmarkStart w:id="24" w:name="section-11"/>
     <w:p>
       <w:pPr>
         <w:pStyle w:val="Heading4"/>
@@ -3388,8 +3361,8 @@
         <w:t xml:space="preserve">now).</w:t>
       </w:r>
     </w:p>
-    <w:bookmarkEnd w:id="35"/>
-    <w:bookmarkStart w:id="36" w:name="section-12"/>
+    <w:bookmarkEnd w:id="24"/>
+    <w:bookmarkStart w:id="25" w:name="section-12"/>
     <w:p>
       <w:pPr>
         <w:pStyle w:val="Heading4"/>
@@ -3426,8 +3399,8 @@
         <w:t xml:space="preserve">what is the outcome of the test now - has it changed? What does it tell you about the conclusions drawn earlier?</w:t>
       </w:r>
     </w:p>
-    <w:bookmarkEnd w:id="36"/>
-    <w:bookmarkStart w:id="37" w:name="section-13"/>
+    <w:bookmarkEnd w:id="25"/>
+    <w:bookmarkStart w:id="26" w:name="section-13"/>
     <w:p>
       <w:pPr>
         <w:pStyle w:val="Heading4"/>
@@ -3444,9 +3417,9 @@
         <w:t xml:space="preserve">Finally, you have to present the conclusions of your statistical analysis to the owner of the Confectionery - Mr. Cantor. Write a brief report, not using statistical terminology, to summarize your findings and what have you learned about the sales-to-production ratio across eight of his ice cream flavours?</w:t>
       </w:r>
     </w:p>
-    <w:bookmarkEnd w:id="37"/>
-    <w:bookmarkEnd w:id="38"/>
-    <w:bookmarkStart w:id="43" w:name="q4"/>
+    <w:bookmarkEnd w:id="26"/>
+    <w:bookmarkEnd w:id="27"/>
+    <w:bookmarkStart w:id="32" w:name="q4"/>
     <w:p>
       <w:pPr>
         <w:pStyle w:val="Heading2"/>
@@ -4029,7 +4002,7 @@
         </w:tc>
       </w:tr>
     </w:tbl>
-    <w:bookmarkStart w:id="39" w:name="section-14"/>
+    <w:bookmarkStart w:id="28" w:name="section-14"/>
     <w:p>
       <w:pPr>
         <w:pStyle w:val="Heading4"/>
@@ -4054,33 +4027,6 @@
         <w:rPr>
           <w:rStyle w:val="VerbatimChar"/>
         </w:rPr>
-        <w:t xml:space="preserve">#| '!! shinylive warning !!': |</w:t>
-      </w:r>
-      <w:r>
-        <w:br/>
-      </w:r>
-      <w:r>
-        <w:rPr>
-          <w:rStyle w:val="VerbatimChar"/>
-        </w:rPr>
-        <w:t xml:space="preserve">#|   shinylive does not work in self-contained HTML documents.</w:t>
-      </w:r>
-      <w:r>
-        <w:br/>
-      </w:r>
-      <w:r>
-        <w:rPr>
-          <w:rStyle w:val="VerbatimChar"/>
-        </w:rPr>
-        <w:t xml:space="preserve">#|   Please set `embed-resources: false` in your metadata.</w:t>
-      </w:r>
-      <w:r>
-        <w:br/>
-      </w:r>
-      <w:r>
-        <w:rPr>
-          <w:rStyle w:val="VerbatimChar"/>
-        </w:rPr>
         <w:t xml:space="preserve">#| standalone: true</w:t>
       </w:r>
       <w:r>
@@ -6082,8 +6028,8 @@
         <w:t xml:space="preserve">shinyApp(ui, server)</w:t>
       </w:r>
     </w:p>
-    <w:bookmarkEnd w:id="39"/>
-    <w:bookmarkStart w:id="40" w:name="section-15"/>
+    <w:bookmarkEnd w:id="28"/>
+    <w:bookmarkStart w:id="29" w:name="section-15"/>
     <w:p>
       <w:pPr>
         <w:pStyle w:val="Heading4"/>
@@ -6176,8 +6122,8 @@
         <w:t xml:space="preserve">) interpret the results of the test.</w:t>
       </w:r>
     </w:p>
-    <w:bookmarkEnd w:id="40"/>
-    <w:bookmarkStart w:id="42" w:name="section-16"/>
+    <w:bookmarkEnd w:id="29"/>
+    <w:bookmarkStart w:id="31" w:name="section-16"/>
     <w:p>
       <w:pPr>
         <w:pStyle w:val="Heading4"/>
@@ -6205,7 +6151,7 @@
       <w:pPr>
         <w:pStyle w:val="FirstParagraph"/>
       </w:pPr>
-      <w:hyperlink r:id="rId41">
+      <w:hyperlink r:id="rId30">
         <w:r>
           <w:rPr>
             <w:rStyle w:val="Hyperlink"/>
@@ -6221,9 +6167,9 @@
         </w:pict>
       </w:r>
     </w:p>
-    <w:bookmarkEnd w:id="42"/>
-    <w:bookmarkEnd w:id="43"/>
-    <w:bookmarkStart w:id="45" w:name="version-history-and-licensing"/>
+    <w:bookmarkEnd w:id="31"/>
+    <w:bookmarkEnd w:id="32"/>
+    <w:bookmarkStart w:id="34" w:name="version-history-and-licensing"/>
     <w:p>
       <w:pPr>
         <w:pStyle w:val="Heading2"/>
@@ -6244,7 +6190,7 @@
       <w:pPr>
         <w:pStyle w:val="BodyText"/>
       </w:pPr>
-      <w:hyperlink r:id="rId44">
+      <w:hyperlink r:id="rId33">
         <w:r>
           <w:rPr>
             <w:rStyle w:val="Hyperlink"/>
@@ -6253,7 +6199,7 @@
         </w:r>
       </w:hyperlink>
     </w:p>
-    <w:bookmarkEnd w:id="45"/>
+    <w:bookmarkEnd w:id="34"/>
     <w:sectPr>
       <w:pgSz w:h="15840" w:w="12240"/>
       <w:pgMar w:bottom="1440" w:footer="720" w:gutter="0" w:header="720" w:left="1440" w:right="1440" w:top="1440"/>
